--- a/src/templates/giay-xac-nhan-hckk.docx
+++ b/src/templates/giay-xac-nhan-hckk.docx
@@ -459,6 +459,14 @@
           <w:lang w:val="vi-VN"/>
         </w:rPr>
         <w:tab/>
+      </w:r>
+      <w:r>
+        <w:rPr>
+          <w:rFonts w:hint="default"/>
+          <w:sz w:val="26"/>
+          <w:szCs w:val="26"/>
+          <w:lang w:val="vi-VN"/>
+        </w:rPr>
         <w:t xml:space="preserve"> </w:t>
       </w:r>
       <w:r>
@@ -531,6 +539,14 @@
           <w:lang w:val="en-US"/>
         </w:rPr>
         <w:tab/>
+      </w:r>
+      <w:r>
+        <w:rPr>
+          <w:rFonts w:hint="default"/>
+          <w:sz w:val="26"/>
+          <w:szCs w:val="26"/>
+          <w:lang w:val="en-US"/>
+        </w:rPr>
         <w:t xml:space="preserve"> </w:t>
       </w:r>
       <w:r>
@@ -602,6 +618,14 @@
           <w:lang w:val="en-US"/>
         </w:rPr>
         <w:tab/>
+      </w:r>
+      <w:r>
+        <w:rPr>
+          <w:rFonts w:hint="default"/>
+          <w:sz w:val="26"/>
+          <w:szCs w:val="26"/>
+          <w:lang w:val="en-US"/>
+        </w:rPr>
         <w:t xml:space="preserve"> </w:t>
       </w:r>
       <w:r>
@@ -682,6 +706,14 @@
           <w:lang w:val="en-US"/>
         </w:rPr>
         <w:tab/>
+      </w:r>
+      <w:r>
+        <w:rPr>
+          <w:rFonts w:hint="default"/>
+          <w:sz w:val="26"/>
+          <w:szCs w:val="26"/>
+          <w:lang w:val="en-US"/>
+        </w:rPr>
         <w:t xml:space="preserve"> </w:t>
       </w:r>
       <w:r>
@@ -1161,37 +1193,217 @@
           <w:tab w:val="left" w:pos="1276"/>
         </w:tabs>
         <w:rPr>
-          <w:iCs/>
-          <w:sz w:val="26"/>
-          <w:szCs w:val="26"/>
-        </w:rPr>
-      </w:pPr>
+          <w:rFonts w:hint="default"/>
+          <w:iCs/>
+          <w:sz w:val="26"/>
+          <w:szCs w:val="26"/>
+          <w:lang w:val="en-US"/>
+        </w:rPr>
+      </w:pPr>
+      <w:r>
+        <w:rPr>
+          <w:rFonts w:hint="default"/>
+          <w:iCs/>
+          <w:sz w:val="26"/>
+          <w:szCs w:val="26"/>
+          <w:lang w:val="en-US"/>
+        </w:rPr>
+        <w:tab/>
+        <w:t/>
+      </w:r>
+      <w:r>
+        <w:rPr>
+          <w:rFonts w:hint="default"/>
+          <w:iCs/>
+          <w:sz w:val="26"/>
+          <w:szCs w:val="26"/>
+          <w:lang w:val="en-US"/>
+        </w:rPr>
+        <w:tab/>
+        <w:t/>
+      </w:r>
+      <w:r>
+        <w:rPr>
+          <w:rFonts w:hint="default"/>
+          <w:iCs/>
+          <w:sz w:val="26"/>
+          <w:szCs w:val="26"/>
+          <w:lang w:val="en-US"/>
+        </w:rPr>
+        <w:tab/>
+        <w:t/>
+      </w:r>
+      <w:r>
+        <w:rPr>
+          <w:rFonts w:hint="default"/>
+          <w:iCs/>
+          <w:sz w:val="26"/>
+          <w:szCs w:val="26"/>
+          <w:lang w:val="en-US"/>
+        </w:rPr>
+        <w:tab/>
+        <w:t/>
+      </w:r>
+      <w:r>
+        <w:rPr>
+          <w:rFonts w:hint="default"/>
+          <w:iCs/>
+          <w:sz w:val="26"/>
+          <w:szCs w:val="26"/>
+          <w:lang w:val="en-US"/>
+        </w:rPr>
+        <w:tab/>
+        <w:t/>
+      </w:r>
+      <w:r>
+        <w:rPr>
+          <w:rFonts w:hint="default"/>
+          <w:iCs/>
+          <w:sz w:val="26"/>
+          <w:szCs w:val="26"/>
+          <w:lang w:val="en-US"/>
+        </w:rPr>
+        <w:tab/>
+        <w:t/>
+      </w:r>
+      <w:r>
+        <w:rPr>
+          <w:rFonts w:hint="default"/>
+          <w:iCs/>
+          <w:sz w:val="26"/>
+          <w:szCs w:val="26"/>
+          <w:lang w:val="en-US"/>
+        </w:rPr>
+        <w:tab/>
+        <w:t/>
+      </w:r>
+      <w:r>
+        <w:rPr>
+          <w:rFonts w:hint="default"/>
+          <w:iCs/>
+          <w:sz w:val="26"/>
+          <w:szCs w:val="26"/>
+          <w:lang w:val="en-US"/>
+        </w:rPr>
+        <w:tab/>
+        <w:t>{%ANH_THE}</w:t>
+      </w:r>
+    </w:p>
+    <w:p>
+      <w:pPr>
+        <w:tabs>
+          <w:tab w:val="left" w:pos="1276"/>
+        </w:tabs>
+        <w:rPr>
+          <w:iCs/>
+          <w:sz w:val="26"/>
+          <w:szCs w:val="26"/>
+        </w:rPr>
+      </w:pPr>
+    </w:p>
+    <w:p>
+      <w:pPr>
+        <w:tabs>
+          <w:tab w:val="left" w:pos="1276"/>
+        </w:tabs>
+        <w:rPr>
+          <w:rFonts w:hint="default"/>
+          <w:iCs/>
+          <w:sz w:val="26"/>
+          <w:szCs w:val="26"/>
+          <w:lang w:val="en-US"/>
+        </w:rPr>
+      </w:pPr>
+      <w:r>
+        <w:rPr>
+          <w:rFonts w:hint="default"/>
+          <w:iCs/>
+          <w:sz w:val="26"/>
+          <w:szCs w:val="26"/>
+          <w:lang w:val="en-US"/>
+        </w:rPr>
+        <w:tab/>
+        <w:t/>
+      </w:r>
+      <w:r>
+        <w:rPr>
+          <w:rFonts w:hint="default"/>
+          <w:iCs/>
+          <w:sz w:val="26"/>
+          <w:szCs w:val="26"/>
+          <w:lang w:val="en-US"/>
+        </w:rPr>
+        <w:tab/>
+        <w:t/>
+      </w:r>
+      <w:r>
+        <w:rPr>
+          <w:rFonts w:hint="default"/>
+          <w:iCs/>
+          <w:sz w:val="26"/>
+          <w:szCs w:val="26"/>
+          <w:lang w:val="en-US"/>
+        </w:rPr>
+        <w:tab/>
+        <w:t/>
+      </w:r>
+      <w:r>
+        <w:rPr>
+          <w:rFonts w:hint="default"/>
+          <w:iCs/>
+          <w:sz w:val="26"/>
+          <w:szCs w:val="26"/>
+          <w:lang w:val="en-US"/>
+        </w:rPr>
+        <w:tab/>
+        <w:t/>
+      </w:r>
+      <w:r>
+        <w:rPr>
+          <w:rFonts w:hint="default"/>
+          <w:iCs/>
+          <w:sz w:val="26"/>
+          <w:szCs w:val="26"/>
+          <w:lang w:val="en-US"/>
+        </w:rPr>
+        <w:tab/>
+        <w:t/>
+      </w:r>
+      <w:r>
+        <w:rPr>
+          <w:rFonts w:hint="default"/>
+          <w:iCs/>
+          <w:sz w:val="26"/>
+          <w:szCs w:val="26"/>
+          <w:lang w:val="en-US"/>
+        </w:rPr>
+        <w:tab/>
+        <w:t/>
+      </w:r>
+      <w:r>
+        <w:rPr>
+          <w:rFonts w:hint="default"/>
+          <w:iCs/>
+          <w:sz w:val="26"/>
+          <w:szCs w:val="26"/>
+          <w:lang w:val="en-US"/>
+        </w:rPr>
+        <w:tab/>
+        <w:t/>
+      </w:r>
+      <w:r>
+        <w:rPr>
+          <w:rFonts w:hint="default"/>
+          <w:iCs/>
+          <w:sz w:val="26"/>
+          <w:szCs w:val="26"/>
+          <w:lang w:val="en-US"/>
+        </w:rPr>
+        <w:tab/>
+        <w:t>{HO_TEN}</w:t>
+      </w:r>
       <w:bookmarkStart w:id="0" w:name="_GoBack"/>
       <w:bookmarkEnd w:id="0"/>
-    </w:p>
-    <w:p>
-      <w:pPr>
-        <w:tabs>
-          <w:tab w:val="left" w:pos="1276"/>
-        </w:tabs>
-        <w:rPr>
-          <w:iCs/>
-          <w:sz w:val="26"/>
-          <w:szCs w:val="26"/>
-        </w:rPr>
-      </w:pPr>
-    </w:p>
-    <w:p>
-      <w:pPr>
-        <w:tabs>
-          <w:tab w:val="left" w:pos="1276"/>
-        </w:tabs>
-        <w:rPr>
-          <w:iCs/>
-          <w:sz w:val="26"/>
-          <w:szCs w:val="26"/>
-        </w:rPr>
-      </w:pPr>
     </w:p>
     <w:p>
       <w:pPr>
@@ -1605,7 +1817,7 @@
     <w:lsdException w:uiPriority="0" w:name="Table Web 1"/>
     <w:lsdException w:uiPriority="0" w:name="Table Web 2"/>
     <w:lsdException w:uiPriority="0" w:name="Table Web 3"/>
-    <w:lsdException w:unhideWhenUsed="0" w:uiPriority="0" w:semiHidden="0" w:name="Balloon Text"/>
+    <w:lsdException w:qFormat="1" w:unhideWhenUsed="0" w:uiPriority="0" w:semiHidden="0" w:name="Balloon Text"/>
     <w:lsdException w:qFormat="1" w:unhideWhenUsed="0" w:uiPriority="0" w:semiHidden="0" w:name="Table Grid"/>
     <w:lsdException w:uiPriority="0" w:name="Table Theme"/>
     <w:lsdException w:unhideWhenUsed="0" w:uiPriority="60" w:semiHidden="0" w:name="Light Shading"/>
@@ -1744,6 +1956,7 @@
     <w:name w:val="Balloon Text"/>
     <w:basedOn w:val="1"/>
     <w:link w:val="8"/>
+    <w:qFormat/>
     <w:uiPriority w:val="0"/>
     <w:rPr>
       <w:rFonts w:ascii="Tahoma" w:hAnsi="Tahoma" w:cs="Tahoma"/>
